--- a/Lab_01/report/Lab_01.docx
+++ b/Lab_01/report/Lab_01.docx
@@ -578,7 +578,7 @@
         <w:rPr>
           <w:b w:val="0"/>
         </w:rPr>
-        <w:t>24 pytest-тести, зокрема property-based (Hypothesis): референтна прозорість, відсутність мутацій, правильність Callable-політик і розрахунків. mypy --strict, black і ruff — без зауважень; перевірки запускаються в GitHub Actions.</w:t>
+        <w:t>29 pytest-тестів, зокрема property-based (Hypothesis) і тести еквівалентності з імперативною версією starter_imperative.py: референтна прозорість, відсутність мутацій, правильність Callable-політик і розрахунків. mypy --strict, black і ruff — без зауважень; перевірки запускаються в GitHub Actions.</w:t>
       </w:r>
     </w:p>
     <w:p>
@@ -830,7 +830,7 @@
                 <w:color w:val="CCCCCC"/>
                 <w:sz w:val="17"/>
               </w:rPr>
-              <w:t>Час розрахунку: 2026-10-16 13:09:22</w:t>
+              <w:t>Час розрахунку: 2026-10-16 13:29:22</w:t>
             </w:r>
           </w:p>
         </w:tc>
@@ -878,7 +878,7 @@
                 <w:color w:val="CCCCCC"/>
                 <w:sz w:val="17"/>
               </w:rPr>
-              <w:t>24 passed in 2.01s</w:t>
+              <w:t>29 passed in 1.25s</w:t>
             </w:r>
           </w:p>
           <w:p>
@@ -906,7 +906,7 @@
                 <w:color w:val="CCCCCC"/>
                 <w:sz w:val="17"/>
               </w:rPr>
-              <w:t>Success: no issues found in 7 source files</w:t>
+              <w:t>Success: no issues found in 10 source files</w:t>
             </w:r>
           </w:p>
           <w:p>
@@ -934,7 +934,7 @@
                 <w:color w:val="CCCCCC"/>
                 <w:sz w:val="17"/>
               </w:rPr>
-              <w:t>7 files would be left unchanged.</w:t>
+              <w:t>10 files would be left unchanged.</w:t>
             </w:r>
           </w:p>
           <w:p>
